--- a/Architecture/adr/acrme_adr_007_crg_deployment_model.docx
+++ b/Architecture/adr/acrme_adr_007_crg_deployment_model.docx
@@ -1681,7 +1681,84 @@
         <w:t xml:space="preserve"> </w:t>
       </w:r>
       <w:r>
-        <w:t xml:space="preserve">In a two-region geography (Europe, Australia, Asia Pacific, Middle East), CVAL and DR co-locate deterministically in the non-Prod region. This is mandatory, not optional. HC-6 and HC-7 combined-capacity checks apply to the shared co-located pool.</w:t>
+        <w:t xml:space="preserve">In a two-region</w:t>
+      </w:r>
+      <w:r>
+        <w:t xml:space="preserve"> </w:t>
+      </w:r>
+      <w:r>
+        <w:rPr>
+          <w:bCs/>
+          <w:b/>
+        </w:rPr>
+        <w:t xml:space="preserve">co-located</w:t>
+      </w:r>
+      <w:r>
+        <w:t xml:space="preserve"> </w:t>
+      </w:r>
+      <w:r>
+        <w:t xml:space="preserve">geography (Europe, Australia, Asia Pacific), CVAL and DR co-locate deterministically in the non-Prod region. This is mandatory, not optional. HC-6 and HC-7 combined-capacity checks apply to the shared co-located pool.</w:t>
+      </w:r>
+      <w:r>
+        <w:t xml:space="preserve"> </w:t>
+      </w:r>
+      <w:r>
+        <w:rPr>
+          <w:bCs/>
+          <w:b/>
+        </w:rPr>
+        <w:t xml:space="preserve">[Amended v2.4 — PLC-010b]</w:t>
+      </w:r>
+      <w:r>
+        <w:t xml:space="preserve"> </w:t>
+      </w:r>
+      <w:r>
+        <w:t xml:space="preserve">The</w:t>
+      </w:r>
+      <w:r>
+        <w:t xml:space="preserve"> </w:t>
+      </w:r>
+      <w:r>
+        <w:rPr>
+          <w:bCs/>
+          <w:b/>
+        </w:rPr>
+        <w:t xml:space="preserve">Middle East is no longer a two-region co-located geography</w:t>
+      </w:r>
+      <w:r>
+        <w:t xml:space="preserve">: it uses the</w:t>
+      </w:r>
+      <w:r>
+        <w:t xml:space="preserve"> </w:t>
+      </w:r>
+      <w:r>
+        <w:rPr>
+          <w:bCs/>
+          <w:b/>
+        </w:rPr>
+        <w:t xml:space="preserve">cross-geo DR</w:t>
+      </w:r>
+      <w:r>
+        <w:t xml:space="preserve"> </w:t>
+      </w:r>
+      <w:r>
+        <w:t xml:space="preserve">model (Prod+CVAL co-located in a Middle East region, DR in a weighted-selected Europe region — DR-020), so its CVAL and DR are</w:t>
+      </w:r>
+      <w:r>
+        <w:t xml:space="preserve"> </w:t>
+      </w:r>
+      <w:r>
+        <w:rPr>
+          <w:bCs/>
+          <w:b/>
+        </w:rPr>
+        <w:t xml:space="preserve">not</w:t>
+      </w:r>
+      <w:r>
+        <w:t xml:space="preserve"> </w:t>
+      </w:r>
+      <w:r>
+        <w:t xml:space="preserve">co-located and the CVAL-sacrifice bootstrap does not apply to it.</w:t>
       </w:r>
     </w:p>
     <w:p>
@@ -7471,13 +7548,45 @@
           <w:bCs/>
           <w:b/>
         </w:rPr>
-        <w:t xml:space="preserve">Two-region geographies (PLC-010a):</w:t>
-      </w:r>
-      <w:r>
-        <w:t xml:space="preserve"> </w:t>
-      </w:r>
-      <w:r>
-        <w:t xml:space="preserve">In Europe, Australia, Asia Pacific, and Middle East, CVAL and DR mandatory co-locate in the single non-Prod region. This is the default outcome, not an exception. HC-6/HC-7 apply to the combined pool.</w:t>
+        <w:t xml:space="preserve">Two-region co-located geographies (PLC-010a):</w:t>
+      </w:r>
+      <w:r>
+        <w:t xml:space="preserve"> </w:t>
+      </w:r>
+      <w:r>
+        <w:t xml:space="preserve">In Europe, Australia, and Asia Pacific, CVAL and DR mandatory co-locate in the single non-Prod region. This is the default outcome, not an exception. HC-6/HC-7 apply to the combined pool.</w:t>
+      </w:r>
+      <w:r>
+        <w:t xml:space="preserve"> </w:t>
+      </w:r>
+      <w:r>
+        <w:rPr>
+          <w:bCs/>
+          <w:b/>
+        </w:rPr>
+        <w:t xml:space="preserve">[Amended v2.4]</w:t>
+      </w:r>
+      <w:r>
+        <w:t xml:space="preserve"> </w:t>
+      </w:r>
+      <w:r>
+        <w:t xml:space="preserve">The</w:t>
+      </w:r>
+      <w:r>
+        <w:t xml:space="preserve"> </w:t>
+      </w:r>
+      <w:r>
+        <w:rPr>
+          <w:bCs/>
+          <w:b/>
+        </w:rPr>
+        <w:t xml:space="preserve">Middle East is excluded</w:t>
+      </w:r>
+      <w:r>
+        <w:t xml:space="preserve"> </w:t>
+      </w:r>
+      <w:r>
+        <w:t xml:space="preserve">— it uses cross-geo DR (PLC-010b, DR-020), so CVAL co-locates with Prod locally and DR is a dedicated reserved standby in a weighted-selected Europe region (no CVAL sacrifice).</w:t>
       </w:r>
     </w:p>
     <w:bookmarkEnd w:id="52"/>
@@ -7747,13 +7856,29 @@
           <w:bCs/>
           <w:b/>
         </w:rPr>
-        <w:t xml:space="preserve">Middle East:</w:t>
-      </w:r>
-      <w:r>
-        <w:t xml:space="preserve"> </w:t>
-      </w:r>
-      <w:r>
-        <w:t xml:space="preserve">DR track is</w:t>
+        <w:t xml:space="preserve">Middle East [Amended v2.4]:</w:t>
+      </w:r>
+      <w:r>
+        <w:t xml:space="preserve"> </w:t>
+      </w:r>
+      <w:r>
+        <w:t xml:space="preserve">DR is now</w:t>
+      </w:r>
+      <w:r>
+        <w:t xml:space="preserve"> </w:t>
+      </w:r>
+      <w:r>
+        <w:rPr>
+          <w:bCs/>
+          <w:b/>
+        </w:rPr>
+        <w:t xml:space="preserve">offered as cross-geo DR</w:t>
+      </w:r>
+      <w:r>
+        <w:t xml:space="preserve"> </w:t>
+      </w:r>
+      <w:r>
+        <w:t xml:space="preserve">(DR-020, PLC-010b; supersedes DR-014/DEC-001</w:t>
       </w:r>
       <w:r>
         <w:t xml:space="preserve"> </w:t>
@@ -7765,10 +7890,51 @@
         <w:t xml:space="preserve">DR_NOT_OFFERED</w:t>
       </w:r>
       <w:r>
-        <w:t xml:space="preserve"> </w:t>
-      </w:r>
-      <w:r>
-        <w:t xml:space="preserve">per DR-014/DEC-001 until legal approval. No DR consumer subscriptions are granted access in Middle East geographies under current legal status.</w:t>
+        <w:t xml:space="preserve">). Prod+CVAL co-locate in a selected Middle East region (separate CRGs, ENV-003); DR is a</w:t>
+      </w:r>
+      <w:r>
+        <w:t xml:space="preserve"> </w:t>
+      </w:r>
+      <w:r>
+        <w:rPr>
+          <w:bCs/>
+          <w:b/>
+        </w:rPr>
+        <w:t xml:space="preserve">dedicated reserved standby in a weighted-selected Europe region</w:t>
+      </w:r>
+      <w:r>
+        <w:t xml:space="preserve">, provisioned via a DR consumer/provider subscription in the</w:t>
+      </w:r>
+      <w:r>
+        <w:t xml:space="preserve"> </w:t>
+      </w:r>
+      <w:r>
+        <w:rPr>
+          <w:bCs/>
+          <w:b/>
+        </w:rPr>
+        <w:t xml:space="preserve">Europe</w:t>
+      </w:r>
+      <w:r>
+        <w:t xml:space="preserve"> </w:t>
+      </w:r>
+      <w:r>
+        <w:t xml:space="preserve">destination (not in the Middle East). No CVAL-sacrifice bootstrap applies to the Middle East. Per-country data-residency carve-outs (A-ME1) may still flag specific countries</w:t>
+      </w:r>
+      <w:r>
+        <w:t xml:space="preserve"> </w:t>
+      </w:r>
+      <w:r>
+        <w:rPr>
+          <w:rStyle w:val="VerbatimChar"/>
+        </w:rPr>
+        <w:t xml:space="preserve">DR_NOT_OFFERED</w:t>
+      </w:r>
+      <w:r>
+        <w:t xml:space="preserve"> </w:t>
+      </w:r>
+      <w:r>
+        <w:t xml:space="preserve">by config.</w:t>
       </w:r>
     </w:p>
     <w:p>
@@ -11487,7 +11653,55 @@
               <w:jc w:val="left"/>
             </w:pPr>
             <w:r>
-              <w:t xml:space="preserve">CVAL/DR co-location in shared CVAL/DR provider sub per track.</w:t>
+              <w:t xml:space="preserve">CVAL/DR co-location in shared CVAL/DR provider sub per track (Europe, Australia, Asia Pacific).</w:t>
+            </w:r>
+          </w:p>
+        </w:tc>
+      </w:tr>
+      <w:tr>
+        <w:tc>
+          <w:tcPr/>
+          <w:p>
+            <w:pPr>
+              <w:pStyle w:val="Compact"/>
+              <w:jc w:val="left"/>
+            </w:pPr>
+            <w:r>
+              <w:t xml:space="preserve">PLC-010b</w:t>
+            </w:r>
+            <w:r>
+              <w:t xml:space="preserve"> </w:t>
+            </w:r>
+            <w:r>
+              <w:rPr>
+                <w:bCs/>
+                <w:b/>
+              </w:rPr>
+              <w:t xml:space="preserve">[Amended v2.4]</w:t>
+            </w:r>
+          </w:p>
+        </w:tc>
+        <w:tc>
+          <w:tcPr/>
+          <w:p>
+            <w:pPr>
+              <w:pStyle w:val="Compact"/>
+              <w:jc w:val="left"/>
+            </w:pPr>
+            <w:r>
+              <w:t xml:space="preserve">✅ Compatible</w:t>
+            </w:r>
+          </w:p>
+        </w:tc>
+        <w:tc>
+          <w:tcPr/>
+          <w:p>
+            <w:pPr>
+              <w:pStyle w:val="Compact"/>
+              <w:jc w:val="left"/>
+            </w:pPr>
+            <w:r>
+              <w:t xml:space="preserve">Middle East cross-geo DR: Prod+CVAL co-located in a Middle East region (separate CRGs); DR as a dedicated reserved CRG in a weighted-selected Europe region. No CVAL-sacrifice path.</w:t>
             </w:r>
           </w:p>
         </w:tc>
